--- a/PE9_Beans_FA24/Oct 29 2024 PE De1.docx
+++ b/PE9_Beans_FA24/Oct 29 2024 PE De1.docx
@@ -1076,7 +1076,39 @@
           <w:kern w:val="0"/>
           <w14:ligatures w14:val="none"/>
         </w:rPr>
-        <w:t xml:space="preserve"> by name, origin, or disease resistance level.</w:t>
+        <w:t xml:space="preserve"> by name, origin,</w:t>
+      </w:r>
+      <w:r>
+        <w:rPr>
+          <w:rFonts w:ascii="Times New Roman" w:eastAsia="Times New Roman" w:hAnsi="Times New Roman" w:cs="Times New Roman"/>
+          <w:kern w:val="0"/>
+          <w14:ligatures w14:val="none"/>
+        </w:rPr>
+        <w:t xml:space="preserve"> date of the harvest</w:t>
+      </w:r>
+      <w:r>
+        <w:rPr>
+          <w:rFonts w:ascii="Times New Roman" w:eastAsia="Times New Roman" w:hAnsi="Times New Roman" w:cs="Times New Roman"/>
+          <w:kern w:val="0"/>
+          <w14:ligatures w14:val="none"/>
+        </w:rPr>
+        <w:t xml:space="preserve"> or</w:t>
+      </w:r>
+      <w:r>
+        <w:rPr>
+          <w:rFonts w:ascii="Times New Roman" w:eastAsia="Times New Roman" w:hAnsi="Times New Roman" w:cs="Times New Roman"/>
+          <w:kern w:val="0"/>
+          <w14:ligatures w14:val="none"/>
+        </w:rPr>
+        <w:t xml:space="preserve"> </w:t>
+      </w:r>
+      <w:r>
+        <w:rPr>
+          <w:rFonts w:ascii="Times New Roman" w:eastAsia="Times New Roman" w:hAnsi="Times New Roman" w:cs="Times New Roman"/>
+          <w:kern w:val="0"/>
+          <w14:ligatures w14:val="none"/>
+        </w:rPr>
+        <w:t>disease resistance level.</w:t>
       </w:r>
     </w:p>
     <w:p>
@@ -1204,18 +1236,8 @@
           <w:kern w:val="0"/>
           <w14:ligatures w14:val="none"/>
         </w:rPr>
-        <w:t xml:space="preserve">"Add a new bean </w:t>
-      </w:r>
-      <w:proofErr w:type="gramStart"/>
-      <w:r>
-        <w:rPr>
-          <w:rFonts w:ascii="Times New Roman" w:eastAsia="Times New Roman" w:hAnsi="Times New Roman" w:cs="Times New Roman"/>
-          <w:kern w:val="0"/>
-          <w14:ligatures w14:val="none"/>
-        </w:rPr>
-        <w:t>variety"</w:t>
-      </w:r>
-      <w:proofErr w:type="gramEnd"/>
+        <w:t>"Add a new bean variety"</w:t>
+      </w:r>
     </w:p>
     <w:p>
       <w:pPr>
@@ -1236,18 +1258,9 @@
           <w:kern w:val="0"/>
           <w14:ligatures w14:val="none"/>
         </w:rPr>
-        <w:t xml:space="preserve">"Display all bean </w:t>
-      </w:r>
-      <w:proofErr w:type="gramStart"/>
-      <w:r>
-        <w:rPr>
-          <w:rFonts w:ascii="Times New Roman" w:eastAsia="Times New Roman" w:hAnsi="Times New Roman" w:cs="Times New Roman"/>
-          <w:kern w:val="0"/>
-          <w14:ligatures w14:val="none"/>
-        </w:rPr>
-        <w:t>varieties"</w:t>
-      </w:r>
-      <w:proofErr w:type="gramEnd"/>
+        <w:lastRenderedPageBreak/>
+        <w:t>"Display all bean varieties"</w:t>
+      </w:r>
     </w:p>
     <w:p>
       <w:pPr>
@@ -1268,7 +1281,6 @@
           <w:kern w:val="0"/>
           <w14:ligatures w14:val="none"/>
         </w:rPr>
-        <w:lastRenderedPageBreak/>
         <w:t>"Update information of a bean variety"</w:t>
       </w:r>
     </w:p>
@@ -1393,6 +1405,16 @@
       <w:proofErr w:type="spellEnd"/>
       <w:r>
         <w:rPr>
+          <w:rFonts w:ascii="Courier New" w:eastAsia="Times New Roman" w:hAnsi="Courier New" w:cs="Courier New"/>
+          <w:kern w:val="0"/>
+          <w:sz w:val="20"/>
+          <w:szCs w:val="20"/>
+          <w14:ligatures w14:val="none"/>
+        </w:rPr>
+        <w:t xml:space="preserve"> and Menu</w:t>
+      </w:r>
+      <w:r>
+        <w:rPr>
           <w:rFonts w:ascii="Times New Roman" w:eastAsia="Times New Roman" w:hAnsi="Times New Roman" w:cs="Times New Roman"/>
           <w:kern w:val="0"/>
           <w14:ligatures w14:val="none"/>
@@ -1503,7 +1525,7 @@
           <w:kern w:val="0"/>
           <w14:ligatures w14:val="none"/>
         </w:rPr>
-        <w:t>Update the details of a specific bean variety.</w:t>
+        <w:t>Update the details of a specific bean variety, ensuring that the new date is after the existing date.</w:t>
       </w:r>
     </w:p>
     <w:p>
@@ -1763,6 +1785,16 @@
         <w:t>BeanVarietyListView</w:t>
       </w:r>
       <w:proofErr w:type="spellEnd"/>
+      <w:r>
+        <w:rPr>
+          <w:rFonts w:ascii="Courier New" w:eastAsia="Times New Roman" w:hAnsi="Courier New" w:cs="Courier New"/>
+          <w:kern w:val="0"/>
+          <w:sz w:val="20"/>
+          <w:szCs w:val="20"/>
+          <w14:ligatures w14:val="none"/>
+        </w:rPr>
+        <w:t xml:space="preserve"> and Menu</w:t>
+      </w:r>
       <w:r>
         <w:rPr>
           <w:rFonts w:ascii="Times New Roman" w:eastAsia="Times New Roman" w:hAnsi="Times New Roman" w:cs="Times New Roman"/>
@@ -2581,7 +2613,6 @@
   <w:style w:type="character" w:default="1" w:styleId="DefaultParagraphFont">
     <w:name w:val="Default Paragraph Font"/>
     <w:uiPriority w:val="1"/>
-    <w:semiHidden/>
     <w:unhideWhenUsed/>
   </w:style>
   <w:style w:type="table" w:default="1" w:styleId="TableNormal">
